--- a/docs/clinical/ACR_Companion_User_Manual_ZH-CN.docx
+++ b/docs/clinical/ACR_Companion_User_Manual_ZH-CN.docx
@@ -10,13 +10,11 @@
       <w:r>
         <w:rPr>
           <w:rFonts w:ascii="Arial" w:cs="Arial" w:eastAsia="Microsoft YaHei" w:hAnsi="Arial"/>
-          <w:b/>
-          <w:bCs/>
           <w:color w:val="1A5276"/>
           <w:sz w:val="36"/>
           <w:szCs w:val="36"/>
         </w:rPr>
-        <w:t xml:space="preserve">ACR Companion（0.6.6 版）评审人员使用手册</w:t>
+        <w:t xml:space="preserve">ACR Companion 评审人员使用手册</w:t>
       </w:r>
     </w:p>
     <w:p>
@@ -29,13 +27,13 @@
           <w:b/>
           <w:bCs/>
         </w:rPr>
-        <w:t xml:space="preserve">日期：</w:t>
-      </w:r>
-      <w:r>
-        <w:rPr>
-          <w:rFonts w:ascii="Arial" w:cs="Arial" w:eastAsia="Microsoft YaHei" w:hAnsi="Arial"/>
-        </w:rPr>
-        <w:t xml:space="preserve"> 2026 年 9 月 17 日</w:t>
+        <w:t xml:space="preserve">适用版本：</w:t>
+      </w:r>
+      <w:r>
+        <w:rPr>
+          <w:rFonts w:ascii="Arial" w:cs="Arial" w:eastAsia="Microsoft YaHei" w:hAnsi="Arial"/>
+        </w:rPr>
+        <w:t xml:space="preserve"> v0.6.7（Build 48）。您所使用的版本显示在【关于】页面。</w:t>
       </w:r>
     </w:p>
     <w:p>
@@ -48,13 +46,13 @@
           <w:b/>
           <w:bCs/>
         </w:rPr>
-        <w:t xml:space="preserve">状态：</w:t>
-      </w:r>
-      <w:r>
-        <w:rPr>
-          <w:rFonts w:ascii="Arial" w:cs="Arial" w:eastAsia="Microsoft YaHei" w:hAnsi="Arial"/>
-        </w:rPr>
-        <w:t xml:space="preserve"> 草稿，须经 Kraken（CRIL）批准后方可发送给评审人员。</w:t>
+        <w:t xml:space="preserve">更新日期：</w:t>
+      </w:r>
+      <w:r>
+        <w:rPr>
+          <w:rFonts w:ascii="Arial" w:cs="Arial" w:eastAsia="Microsoft YaHei" w:hAnsi="Arial"/>
+        </w:rPr>
+        <w:t xml:space="preserve"> 2026 年 9 月 18 日</w:t>
       </w:r>
     </w:p>
     <w:p>
@@ -67,13 +65,13 @@
           <w:b/>
           <w:bCs/>
         </w:rPr>
-        <w:t xml:space="preserve">适用对象：</w:t>
-      </w:r>
-      <w:r>
-        <w:rPr>
-          <w:rFonts w:ascii="Arial" w:cs="Arial" w:eastAsia="Microsoft YaHei" w:hAnsi="Arial"/>
-        </w:rPr>
-        <w:t xml:space="preserve"> 受邀的临床评审人员及评审测试人员。</w:t>
+        <w:t xml:space="preserve">状态：</w:t>
+      </w:r>
+      <w:r>
+        <w:rPr>
+          <w:rFonts w:ascii="Arial" w:cs="Arial" w:eastAsia="Microsoft YaHei" w:hAnsi="Arial"/>
+        </w:rPr>
+        <w:t xml:space="preserve"> 已获 CRIL 批准用于本次受邀评估，不对外公开发布。</w:t>
       </w:r>
     </w:p>
     <w:p>
@@ -86,13 +84,32 @@
           <w:b/>
           <w:bCs/>
         </w:rPr>
+        <w:t xml:space="preserve">适用对象：</w:t>
+      </w:r>
+      <w:r>
+        <w:rPr>
+          <w:rFonts w:ascii="Arial" w:cs="Arial" w:eastAsia="Microsoft YaHei" w:hAnsi="Arial"/>
+        </w:rPr>
+        <w:t xml:space="preserve"> 受邀的临床评审人员及评审测试人员。</w:t>
+      </w:r>
+    </w:p>
+    <w:p>
+      <w:pPr>
+        <w:spacing w:after="120"/>
+      </w:pPr>
+      <w:r>
+        <w:rPr>
+          <w:rFonts w:ascii="Arial" w:cs="Arial" w:eastAsia="Microsoft YaHei" w:hAnsi="Arial"/>
+          <w:b/>
+          <w:bCs/>
+        </w:rPr>
         <w:t xml:space="preserve">英文版：</w:t>
       </w:r>
       <w:r>
         <w:rPr>
           <w:rFonts w:ascii="Arial" w:cs="Arial" w:eastAsia="Microsoft YaHei" w:hAnsi="Arial"/>
         </w:rPr>
-        <w:t xml:space="preserve"> ACR_Companion_User_Manual_EN_17SEPT26。</w:t>
+        <w:t xml:space="preserve"> ACR_Companion_User_Manual_EN。</w:t>
       </w:r>
     </w:p>
     <w:p>
@@ -3114,7 +3131,7 @@
         <w:rPr>
           <w:rFonts w:ascii="Arial" w:cs="Arial" w:eastAsia="Microsoft YaHei" w:hAnsi="Arial"/>
         </w:rPr>
-        <w:t xml:space="preserve">提示「管腔A型 &lt; 14，管腔B型 ≥ 14」仅供参考，分子亚型由平台判定。本页还显示【会话ID】，这是每次评估随机生成的编号，并非患者标识。</w:t>
+        <w:t xml:space="preserve">提示「管腔A型 &lt; 14，管腔B型 ≥ 14」仅供参考，分子亚型由平台判定。</w:t>
       </w:r>
     </w:p>
     <w:p>
@@ -3128,6 +3145,17 @@
           <w:iCs/>
         </w:rPr>
         <w:t xml:space="preserve">请注意：HER2 目前只有「阳性」和「阴性」两个选项，尚无「2+，ISH 待定」（可疑）选项。按常规应记录为可疑的病例目前无法如实录入；如这会影响您的测试，请告知 CRIL。</w:t>
+      </w:r>
+    </w:p>
+    <w:p>
+      <w:pPr>
+        <w:spacing w:after="120"/>
+      </w:pPr>
+      <w:r>
+        <w:rPr>
+          <w:rFonts w:ascii="Arial" w:cs="Arial" w:eastAsia="Microsoft YaHei" w:hAnsi="Arial"/>
+        </w:rPr>
+        <w:t xml:space="preserve">本页还显示【会话ID】，这是每次评估随机生成的编号，并非患者标识。</w:t>
       </w:r>
     </w:p>
     <w:p>
@@ -8102,7 +8130,7 @@
         <w:sz w:val="16"/>
         <w:szCs w:val="16"/>
       </w:rPr>
-      <w:t xml:space="preserve">ACR Companion 0.6.6 版 · 评审人员使用手册 · 草稿，待 Kraken（CRIL）批准</w:t>
+      <w:t xml:space="preserve">ACR Companion · 评审人员使用手册 · CRIL，仅限受邀评估</w:t>
     </w:r>
   </w:p>
 </w:hdr>
